--- a/BE/BE6IT/prints/MADqbnak.docx
+++ b/BE/BE6IT/prints/MADqbnak.docx
@@ -4,17 +4,15 @@
   <w:body>
     <w:p>
       <w:pPr>
+        <w:spacing w:after="0"/>
         <w:jc w:val="center"/>
-      </w:pPr>
-      <w:r>
         <w:rPr>
           <w:b/>
           <w:bCs/>
           <w:sz w:val="32"/>
           <w:szCs w:val="32"/>
         </w:rPr>
-        <w:t xml:space="preserve">Vadodara institute of engineering </w:t>
-      </w:r>
+      </w:pPr>
       <w:r>
         <w:rPr>
           <w:b/>
@@ -22,9 +20,8 @@
           <w:sz w:val="32"/>
           <w:szCs w:val="32"/>
         </w:rPr>
-        <w:br/>
-      </w:r>
-      <w:proofErr w:type="spellStart"/>
+        <w:t xml:space="preserve">Vadodara institute of engineering </w:t>
+      </w:r>
       <w:r>
         <w:rPr>
           <w:b/>
@@ -32,15 +29,113 @@
           <w:sz w:val="32"/>
           <w:szCs w:val="32"/>
         </w:rPr>
+        <w:br/>
+      </w:r>
+      <w:proofErr w:type="spellStart"/>
+      <w:r>
+        <w:rPr>
+          <w:b/>
+          <w:bCs/>
+          <w:sz w:val="32"/>
+          <w:szCs w:val="32"/>
+        </w:rPr>
         <w:t>kotambi</w:t>
       </w:r>
       <w:proofErr w:type="spellEnd"/>
-      <w:r>
-        <w:br/>
-      </w:r>
-      <w:r>
-        <w:br/>
-      </w:r>
+    </w:p>
+    <w:p>
+      <w:pPr>
+        <w:spacing w:after="0"/>
+        <w:jc w:val="center"/>
+        <w:rPr>
+          <w:b/>
+          <w:bCs/>
+          <w:sz w:val="28"/>
+          <w:szCs w:val="28"/>
+        </w:rPr>
+      </w:pPr>
+      <w:r>
+        <w:rPr>
+          <w:b/>
+          <w:bCs/>
+          <w:sz w:val="28"/>
+          <w:szCs w:val="28"/>
+        </w:rPr>
+        <w:t xml:space="preserve">BE </w:t>
+      </w:r>
+      <w:proofErr w:type="spellStart"/>
+      <w:r>
+        <w:rPr>
+          <w:b/>
+          <w:bCs/>
+          <w:sz w:val="28"/>
+          <w:szCs w:val="28"/>
+        </w:rPr>
+        <w:t>sem</w:t>
+      </w:r>
+      <w:proofErr w:type="spellEnd"/>
+      <w:r>
+        <w:rPr>
+          <w:b/>
+          <w:bCs/>
+          <w:sz w:val="28"/>
+          <w:szCs w:val="28"/>
+        </w:rPr>
+        <w:t xml:space="preserve"> 6 </w:t>
+      </w:r>
+    </w:p>
+    <w:p>
+      <w:pPr>
+        <w:spacing w:after="0"/>
+        <w:jc w:val="center"/>
+        <w:rPr>
+          <w:b/>
+          <w:bCs/>
+          <w:sz w:val="28"/>
+          <w:szCs w:val="28"/>
+        </w:rPr>
+      </w:pPr>
+      <w:r>
+        <w:rPr>
+          <w:b/>
+          <w:bCs/>
+          <w:sz w:val="28"/>
+          <w:szCs w:val="28"/>
+        </w:rPr>
+        <w:t xml:space="preserve">Mad important </w:t>
+      </w:r>
+      <w:proofErr w:type="spellStart"/>
+      <w:r>
+        <w:rPr>
+          <w:b/>
+          <w:bCs/>
+          <w:sz w:val="28"/>
+          <w:szCs w:val="28"/>
+        </w:rPr>
+        <w:t>qbank</w:t>
+      </w:r>
+      <w:proofErr w:type="spellEnd"/>
+    </w:p>
+    <w:p>
+      <w:pPr>
+        <w:spacing w:after="0"/>
+        <w:rPr>
+          <w:b/>
+          <w:bCs/>
+          <w:sz w:val="28"/>
+          <w:szCs w:val="28"/>
+        </w:rPr>
+      </w:pPr>
+    </w:p>
+    <w:p>
+      <w:pPr>
+        <w:rPr>
+          <w:b/>
+          <w:bCs/>
+          <w:sz w:val="32"/>
+          <w:szCs w:val="32"/>
+        </w:rPr>
+      </w:pPr>
       <w:r>
         <w:rPr>
           <w:b/>
@@ -366,6 +461,7 @@
           <w:b/>
           <w:bCs/>
         </w:rPr>
+        <w:lastRenderedPageBreak/>
         <w:t>Q12. Internal &amp; External Storage</w:t>
       </w:r>
       <w:r>
@@ -378,7 +474,6 @@
           <w:b/>
           <w:bCs/>
         </w:rPr>
-        <w:lastRenderedPageBreak/>
         <w:t>Q13. SQLite Database</w:t>
       </w:r>
       <w:r>
